--- a/data/human_paras/human_para_79.docx
+++ b/data/human_paras/human_para_79.docx
@@ -4,7 +4,7 @@
   <w:body>
     <w:p>
       <w:r>
-        <w:t>Act 1, scene 5 features Lady Macbeth. He calls his lady, “my dearest partner of greatness as she is the one who recognized what witches prophesied Macbeth (Ref-u694030). However, she herself urged Macbeth to commit a sin. Her greatest temptation is to enjoy a top social order and rise in society. The other woman who played besides Lady Macbeth is Lady Macduff. The audience had a small but positive impression of her in act 5, scene 2 where she was killed with her children (Ref-u694030). As fact, Macbeth's wife is an un-sexed, barren devil, but Lady Macduff is a loving mother, is the differentiating trait. She chastises her husband for abandoning the family in order to get vengeance on Macbeth for the murder of Duncan.</w:t>
+        <w:t>Macbeth is a renowned tragic play by William Shakespeare. The play spins around the role and line of action of unique female characters. Critics say if some of these evil women like witches were not present, Macbeth had not committed such sins. Besides witches, Lady Macbeth’s character is as evil as to compel his man undergo tragic murders. However, Macbeth was the first play introducing and bringing witchcraft and other unique female characters to action. Here I review how these roles affect Macbeth’s life, their highlights and importance.</w:t>
       </w:r>
     </w:p>
     <w:sectPr>
